--- a/uploads/private/templates/DONATION-FORM.docx
+++ b/uploads/private/templates/DONATION-FORM.docx
@@ -79,15 +79,49 @@
           <w:sz w:val="24"/>
           <w:szCs w:val="24"/>
         </w:rPr>
-        <w:t xml:space="preserve">(a resident of  </w:t>
-      </w:r>
-      <w:r>
-        <w:rPr>
-          <w:rFonts w:ascii="Calibri" w:hAnsi="Calibri" w:cs="Calibri"/>
-          <w:sz w:val="24"/>
-          <w:szCs w:val="24"/>
-        </w:rPr>
-        <w:t>[[barangay]]</w:t>
+        <w:t xml:space="preserve">(a resident </w:t>
+      </w:r>
+      <w:proofErr w:type="gramStart"/>
+      <w:r>
+        <w:rPr>
+          <w:rFonts w:ascii="Calibri" w:hAnsi="Calibri" w:cs="Calibri"/>
+          <w:sz w:val="24"/>
+          <w:szCs w:val="24"/>
+        </w:rPr>
+        <w:t xml:space="preserve">of  </w:t>
+      </w:r>
+      <w:r>
+        <w:rPr>
+          <w:rFonts w:ascii="Calibri" w:hAnsi="Calibri" w:cs="Calibri"/>
+          <w:sz w:val="24"/>
+          <w:szCs w:val="24"/>
+        </w:rPr>
+        <w:t>[</w:t>
+      </w:r>
+      <w:proofErr w:type="gramEnd"/>
+      <w:r>
+        <w:rPr>
+          <w:rFonts w:ascii="Calibri" w:hAnsi="Calibri" w:cs="Calibri"/>
+          <w:sz w:val="24"/>
+          <w:szCs w:val="24"/>
+        </w:rPr>
+        <w:t>[</w:t>
+      </w:r>
+      <w:r>
+        <w:rPr>
+          <w:rFonts w:ascii="Calibri" w:hAnsi="Calibri" w:cs="Calibri"/>
+          <w:sz w:val="24"/>
+          <w:szCs w:val="24"/>
+        </w:rPr>
+        <w:t>city</w:t>
+      </w:r>
+      <w:r>
+        <w:rPr>
+          <w:rFonts w:ascii="Calibri" w:hAnsi="Calibri" w:cs="Calibri"/>
+          <w:sz w:val="24"/>
+          <w:szCs w:val="24"/>
+        </w:rPr>
+        <w:t>]]</w:t>
       </w:r>
       <w:r>
         <w:rPr>
@@ -111,7 +145,16 @@
           <w:sz w:val="24"/>
           <w:szCs w:val="24"/>
         </w:rPr>
-        <w:t>[[province]]</w:t>
+        <w:t>[[province]</w:t>
+      </w:r>
+      <w:proofErr w:type="gramStart"/>
+      <w:r>
+        <w:rPr>
+          <w:rFonts w:ascii="Calibri" w:hAnsi="Calibri" w:cs="Calibri"/>
+          <w:sz w:val="24"/>
+          <w:szCs w:val="24"/>
+        </w:rPr>
+        <w:t>]</w:t>
       </w:r>
       <w:r>
         <w:rPr>
@@ -127,7 +170,16 @@
           <w:sz w:val="24"/>
           <w:szCs w:val="24"/>
         </w:rPr>
-        <w:t xml:space="preserve">) (First Party), and </w:t>
+        <w:t>)</w:t>
+      </w:r>
+      <w:proofErr w:type="gramEnd"/>
+      <w:r>
+        <w:rPr>
+          <w:rFonts w:ascii="Calibri" w:hAnsi="Calibri" w:cs="Calibri"/>
+          <w:sz w:val="24"/>
+          <w:szCs w:val="24"/>
+        </w:rPr>
+        <w:t xml:space="preserve"> (First Party), and </w:t>
       </w:r>
       <w:r>
         <w:rPr>
@@ -145,7 +197,25 @@
           <w:sz w:val="24"/>
           <w:szCs w:val="24"/>
         </w:rPr>
-        <w:t xml:space="preserve"> (a Department under the supervision of the Camarines Norte Provincial Government) (Second Party). </w:t>
+        <w:t xml:space="preserve"> (a </w:t>
+      </w:r>
+      <w:proofErr w:type="gramStart"/>
+      <w:r>
+        <w:rPr>
+          <w:rFonts w:ascii="Calibri" w:hAnsi="Calibri" w:cs="Calibri"/>
+          <w:sz w:val="24"/>
+          <w:szCs w:val="24"/>
+        </w:rPr>
+        <w:t>Department</w:t>
+      </w:r>
+      <w:proofErr w:type="gramEnd"/>
+      <w:r>
+        <w:rPr>
+          <w:rFonts w:ascii="Calibri" w:hAnsi="Calibri" w:cs="Calibri"/>
+          <w:sz w:val="24"/>
+          <w:szCs w:val="24"/>
+        </w:rPr>
+        <w:t xml:space="preserve"> under the supervision of the Camarines Norte Provincial Government) (Second Party). </w:t>
       </w:r>
     </w:p>
     <w:p>

--- a/uploads/private/templates/DONATION-FORM.docx
+++ b/uploads/private/templates/DONATION-FORM.docx
@@ -284,7 +284,23 @@
           <w:szCs w:val="24"/>
         </w:rPr>
         <w:br/>
-        <w:t xml:space="preserve">2. The Second Party will not be liable for any damages to the painting caused by climatological disasters, conflagration, or fire incidents. </w:t>
+        <w:t xml:space="preserve">2. The Second Party will not be liable for any damages to the </w:t>
+      </w:r>
+      <w:r>
+        <w:rPr>
+          <w:rFonts w:ascii="Calibri" w:hAnsi="Calibri" w:cs="Calibri"/>
+          <w:sz w:val="24"/>
+          <w:szCs w:val="24"/>
+        </w:rPr>
+        <w:t>artifact</w:t>
+      </w:r>
+      <w:r>
+        <w:rPr>
+          <w:rFonts w:ascii="Calibri" w:hAnsi="Calibri" w:cs="Calibri"/>
+          <w:sz w:val="24"/>
+          <w:szCs w:val="24"/>
+        </w:rPr>
+        <w:t xml:space="preserve"> caused by climatological disasters, conflagration, or fire incidents. </w:t>
       </w:r>
     </w:p>
     <w:p>
@@ -324,7 +340,37 @@
           <w:sz w:val="24"/>
           <w:szCs w:val="24"/>
         </w:rPr>
-        <w:t xml:space="preserve">they will transfer the rights of the to the Second Party and have it displayed along with other paintings and artifacts collected from other individuals. </w:t>
+        <w:t xml:space="preserve">they will transfer the rights of the </w:t>
+      </w:r>
+      <w:r>
+        <w:rPr>
+          <w:rFonts w:ascii="Calibri" w:hAnsi="Calibri" w:cs="Calibri"/>
+          <w:b/>
+          <w:bCs/>
+          <w:sz w:val="24"/>
+          <w:szCs w:val="24"/>
+        </w:rPr>
+        <w:t>[[artifact]]</w:t>
+      </w:r>
+      <w:r>
+        <w:rPr>
+          <w:rFonts w:ascii="Calibri" w:hAnsi="Calibri" w:cs="Calibri"/>
+          <w:b/>
+          <w:bCs/>
+          <w:sz w:val="24"/>
+          <w:szCs w:val="24"/>
+        </w:rPr>
+        <w:t xml:space="preserve"> </w:t>
+      </w:r>
+      <w:r>
+        <w:rPr>
+          <w:rFonts w:ascii="Calibri" w:hAnsi="Calibri" w:cs="Calibri"/>
+          <w:b/>
+          <w:bCs/>
+          <w:sz w:val="24"/>
+          <w:szCs w:val="24"/>
+        </w:rPr>
+        <w:t xml:space="preserve">to the Second Party and have it displayed along with other paintings and artifacts collected from other individuals. </w:t>
       </w:r>
     </w:p>
     <w:p>
